--- a/03_Outputs/final scripts/zh/Module 4/4.4.0-zh.docx
+++ b/03_Outputs/final scripts/zh/Module 4/4.4.0-zh.docx
@@ -9,7 +9,7 @@
     </w:p>
     <w:p>
       <w:r>
-        <w:t>为能源转型提供融资需要能够每年动员数百亿美元的机制。创新工具正在重塑资本流入可持续能源的方式。</w:t>
+        <w:t>为能源转型提供融资需要能够每年动员数百亿美元的机制。创新工具正在重塑资本流向可持续能源的方式。</w:t>
       </w:r>
     </w:p>
     <w:p>
@@ -29,7 +29,7 @@
     </w:p>
     <w:p>
       <w:r>
-        <w:t>债务换能源项目具有降低债务负担同时资助可再生能源的潜力。这些安排需要强有力的治理和多边支持，以克服监管和交易障碍。</w:t>
+        <w:t>债务换能源的交易有潜力降低债务负担，同时为可再生能源提供资金。这些安排需要强有力的治理和多边支持，以克服监管和交易障碍。</w:t>
       </w:r>
     </w:p>
     <w:p>

--- a/03_Outputs/final scripts/zh/Module 4/4.4.0-zh.docx
+++ b/03_Outputs/final scripts/zh/Module 4/4.4.0-zh.docx
@@ -29,7 +29,7 @@
     </w:p>
     <w:p>
       <w:r>
-        <w:t>债务换能源的交易有潜力降低债务负担，同时为可再生能源提供资金。这些安排需要强有力的治理和多边支持，以克服监管和交易障碍。</w:t>
+        <w:t>债务换能源的安排有潜力降低债务负担，同时为可再生能源提供资金。这些安排需要强有力的治理和多边支持，以克服监管和交易障碍。</w:t>
       </w:r>
     </w:p>
     <w:p>
